--- a/output/dotnet/resume.uk.docx
+++ b/output/dotnet/resume.uk.docx
@@ -202,11 +202,14 @@
       </w:r>
     </w:p>
     <w:p>
-      <w:pPr>
-        <w:pStyle w:val="Heading1"/>
-      </w:pPr>
       <w:r>
-        <w:t>Ключові проєкти</w:t>
+        <w:rPr>
+          <w:b/>
+        </w:rPr>
+        <w:t xml:space="preserve">Робота з ІІ-агентами: </w:t>
+      </w:r>
+      <w:r>
+        <w:t>Claude Code, MCP-сервери, Власні субагенти та хуки, Інструменти для агентів (CDP)</w:t>
       </w:r>
     </w:p>
     <w:p>
@@ -214,50 +217,18 @@
         <w:rPr>
           <w:b/>
         </w:rPr>
-        <w:t>Міграція торгового клієнта: Delphi 6 → Delphi 12 (2024 — 2026)</w:t>
+        <w:t xml:space="preserve">JS / TS екосистема: </w:t>
+      </w:r>
+      <w:r>
+        <w:t>Next.js 16, React 19, NestJS, Prisma, Expo / React Native, Tailwind CSS, Zustand / TanStack Query, MapLibre, Vite, Node.js</w:t>
       </w:r>
     </w:p>
     <w:p>
+      <w:pPr>
+        <w:pStyle w:val="Heading1"/>
+      </w:pPr>
       <w:r>
-        <w:t>Технічний лід міграції</w:t>
-      </w:r>
-    </w:p>
-    <w:p>
-      <w:r>
-        <w:t>Переведення клієнта торгової системи (955 модулів, 828 форм) на сучасний компілятор із переробкою ядра. Написав окремий інструмент, що звіряє форми та мапінг таблиць між старою і новою версіями — міграція йде без зупинки магазинів.</w:t>
-      </w:r>
-    </w:p>
-    <w:p>
-      <w:r>
-        <w:t>Delphi 12/13, Object Pascal, VCL, MS SQL, DevExpress, FastReport</w:t>
-      </w:r>
-    </w:p>
-    <w:p>
-      <w:r>
-        <w:t>https://github.com/qwert11/d6_d13_dbmapping_checker</w:t>
-      </w:r>
-    </w:p>
-    <w:p>
-      <w:r>
-        <w:rPr>
-          <w:b/>
-        </w:rPr>
-        <w:t>Фіскальний контур: еАкциз, АЕД, митниця (2019 — 2026)</w:t>
-      </w:r>
-    </w:p>
-    <w:p>
-      <w:r>
-        <w:t>Розробник напряму</w:t>
-      </w:r>
-    </w:p>
-    <w:p>
-      <w:r>
-        <w:t>Наскрізна підтримка змін законодавства в торговій системі: сканування акцизних марок, електронні акцизні документи, коригування податкових накладних, УКТЗЕД, митні спрощення, ставка ПДВ 14 %.</w:t>
-      </w:r>
-    </w:p>
-    <w:p>
-      <w:r>
-        <w:t>Delphi, T-SQL, MS SQL, EDI, M.E.Doc</w:t>
+        <w:t>Ключові проєкти</w:t>
       </w:r>
     </w:p>
     <w:p>
@@ -353,11 +324,126 @@
       </w:r>
     </w:p>
     <w:p>
+      <w:r>
+        <w:rPr>
+          <w:b/>
+        </w:rPr>
+        <w:t>Конвеєр збору даних нерухомості (2026)</w:t>
+      </w:r>
+    </w:p>
+    <w:p>
+      <w:r>
+        <w:t>Автор</w:t>
+      </w:r>
+    </w:p>
+    <w:p>
+      <w:r>
+        <w:t>Парсер оголошень із пагінацією, нормалізацією та історією цін: моделі на SQLAlchemy 2 з міграціями Alembic поверх PostgreSQL, два транспорти — HTTP і Playwright для сторінок із захистом, CLI на Typer, конфіг через pydantic-settings, тести pytest.</w:t>
+      </w:r>
+    </w:p>
+    <w:p>
+      <w:r>
+        <w:t>Python, SQLAlchemy 2, Alembic, PostgreSQL, Playwright, selectolax, Typer, pytest</w:t>
+      </w:r>
+    </w:p>
+    <w:p>
+      <w:r>
+        <w:rPr>
+          <w:b/>
+        </w:rPr>
+        <w:t>Карта legacy-системи (2026)</w:t>
+      </w:r>
+    </w:p>
+    <w:p>
+      <w:r>
+        <w:t>Автор</w:t>
+      </w:r>
+    </w:p>
+    <w:p>
+      <w:r>
+        <w:t>Інструмент для розбору торгової системи перед міграцією: Python парсить .dfm і .pas, витягує виклики процедур і зв'язки форм, Next.js показує це картою з анотаціями та коментарями по вузлах.</w:t>
+      </w:r>
+    </w:p>
+    <w:p>
+      <w:r>
+        <w:t>Python, Next.js, TypeScript, PostgreSQL</w:t>
+      </w:r>
+    </w:p>
+    <w:p>
       <w:pPr>
         <w:pStyle w:val="Heading1"/>
       </w:pPr>
       <w:r>
         <w:t>Досвід</w:t>
+      </w:r>
+    </w:p>
+    <w:p>
+      <w:r>
+        <w:rPr>
+          <w:b/>
+        </w:rPr>
+        <w:t>Фриланс і власні проєкти — AI / Python та full stack розробник</w:t>
+      </w:r>
+    </w:p>
+    <w:p>
+      <w:r>
+        <w:t>2026-03 — донині · Дніпро · віддалено</w:t>
+      </w:r>
+    </w:p>
+    <w:p>
+      <w:pPr>
+        <w:pStyle w:val="ListBullet"/>
+      </w:pPr>
+      <w:r>
+        <w:t>Голосовий пайплайн реального часу: faster-whisper на CUDA, діаризація pyannote, VAD, потоковий захват WASAPI — 55 модулів, 15 500 рядків Python.</w:t>
+      </w:r>
+    </w:p>
+    <w:p>
+      <w:pPr>
+        <w:pStyle w:val="ListBullet"/>
+      </w:pPr>
+      <w:r>
+        <w:t>Для нього ж — набір регресійних замірів: RTF, затримка під навантаженням, стійкість до шуму, межі якості; рішення приймаю за цифрами, а не на слух.</w:t>
+      </w:r>
+    </w:p>
+    <w:p>
+      <w:pPr>
+        <w:pStyle w:val="ListBullet"/>
+      </w:pPr>
+      <w:r>
+        <w:t>Парсер нерухомості на Python: SQLAlchemy 2 і Alembic поверх PostgreSQL, Playwright та selectolax, CLI на Typer, pytest і ruff.</w:t>
+      </w:r>
+    </w:p>
+    <w:p>
+      <w:pPr>
+        <w:pStyle w:val="ListBullet"/>
+      </w:pPr>
+      <w:r>
+        <w:t>Конвеєр збору оголошень із шести джерел із геокодуванням, дедублікацією і публікацією каталогу через GitHub Actions.</w:t>
+      </w:r>
+    </w:p>
+    <w:p>
+      <w:pPr>
+        <w:pStyle w:val="ListBullet"/>
+      </w:pPr>
+      <w:r>
+        <w:t>Аналізатор legacy-коду: Python розбирає .dfm і .pas та звіряє виклики процедур, Next.js показує карту системи з анотаціями.</w:t>
+      </w:r>
+    </w:p>
+    <w:p>
+      <w:pPr>
+        <w:pStyle w:val="ListBullet"/>
+      </w:pPr>
+      <w:r>
+        <w:t>Клієнтські проєкти: NestJS з Prisma і PostgreSQL, Next.js 16 з React 19, мобільний застосунок на Expo з картами MapLibre.</w:t>
+      </w:r>
+    </w:p>
+    <w:p>
+      <w:pPr>
+        <w:pStyle w:val="ListBullet"/>
+      </w:pPr>
+      <w:r>
+        <w:t>Щоденна робота з ІІ-агентами: MCP-сервери, власні субагенти та хуки, свій CDP-інспектор браузера як інструмент для агентів.</w:t>
       </w:r>
     </w:p>
     <w:p>
@@ -683,6 +769,62 @@
       </w:pPr>
       <w:r>
         <w:t>Програмування в середовищі Delphi — Інститут сучасних професій (2006)</w:t>
+      </w:r>
+    </w:p>
+    <w:p>
+      <w:pPr>
+        <w:pStyle w:val="Heading1"/>
+      </w:pPr>
+      <w:r>
+        <w:t>Код на GitHub</w:t>
+      </w:r>
+    </w:p>
+    <w:p>
+      <w:pPr>
+        <w:pStyle w:val="ListBullet"/>
+      </w:pPr>
+      <w:r>
+        <w:t>Каталог житла по дев'яти областях — агрегатор шести джерел, карта, індекси цін, збірка через GitHub Actions — https://github.com/qwert11/budynky-zahid</w:t>
+      </w:r>
+    </w:p>
+    <w:p>
+      <w:pPr>
+        <w:pStyle w:val="ListBullet"/>
+      </w:pPr>
+      <w:r>
+        <w:t>ML Formula Wiki — 72 формули машинного навчання з книги Рашки, рендер KaTeX — https://github.com/qwert11/ML-Formula-Wiki</w:t>
+      </w:r>
+    </w:p>
+    <w:p>
+      <w:pPr>
+        <w:pStyle w:val="ListBullet"/>
+      </w:pPr>
+      <w:r>
+        <w:t>TeamBeacon — real-time маяк для пошуку своїх у натовпі: ASP.NET Core, SignalR, Docker — https://github.com/qwert11/TeamBeacon</w:t>
+      </w:r>
+    </w:p>
+    <w:p>
+      <w:pPr>
+        <w:pStyle w:val="ListBullet"/>
+      </w:pPr>
+      <w:r>
+        <w:t>SQL Profiler Normalizer — перетворює sp_executesql із профайлера на читабельний EXEC, повністю у браузері — https://github.com/qwert11/sql-profiler-normalizer</w:t>
+      </w:r>
+    </w:p>
+    <w:p>
+      <w:pPr>
+        <w:pStyle w:val="ListBullet"/>
+      </w:pPr>
+      <w:r>
+        <w:t>Angle Tool — вимірювання кутів на графіках і скриншотах прямо у браузері — https://github.com/qwert11/slope-angle</w:t>
+      </w:r>
+    </w:p>
+    <w:p>
+      <w:pPr>
+        <w:pStyle w:val="ListBullet"/>
+      </w:pPr>
+      <w:r>
+        <w:t>Resume Engine — цей сайт: YAML → Jinja → HTML, PDF, DOCX і Markdown двома мовами — https://github.com/qwert11/resume2</w:t>
       </w:r>
     </w:p>
     <w:p>

--- a/output/dotnet/resume.uk.docx
+++ b/output/dotnet/resume.uk.docx
@@ -65,7 +65,7 @@
         <w:pStyle w:val="ListBullet"/>
       </w:pPr>
       <w:r>
-        <w:t>.NET 7 — основна платформа сервісів; ще 3.1, 5 і 6 у супроводі</w:t>
+        <w:t>.NET 7 — основна платформа внутрішніх сервісів мережі</w:t>
       </w:r>
     </w:p>
     <w:p>
@@ -89,7 +89,7 @@
         <w:pStyle w:val="ListBullet"/>
       </w:pPr>
       <w:r>
-        <w:t>Веду міграцію клієнта торгової системи з Delphi 6 на Delphi 12/13 і написав інструмент, що звіряє форми та мапінг БД між версіями — щоб перехід не ламав продакшен магазинів.</w:t>
+        <w:t>Веду міграцію клієнта торгової системи з Delphi 6 на Delphi 12/13 і написав інструмент, що звіряє інтерфейс і мапінг БД між версіями — щоб перехід не ламав продакшен магазинів.</w:t>
       </w:r>
     </w:p>
     <w:p>
@@ -269,7 +269,7 @@
     </w:p>
     <w:p>
       <w:r>
-        <w:t>Платформа журналів та аудиту для магазинів мережі: заповнення на місцях, перевірки, звітність по регіонах. Найінтенсивніший проєкт за обсягом коду серед веб-систем.</w:t>
+        <w:t>Платформа журналів та аудиту для магазинів мережі: заповнення на місцях, перевірки, звітність по регіонах.</w:t>
       </w:r>
     </w:p>
     <w:p>
@@ -361,7 +361,7 @@
     </w:p>
     <w:p>
       <w:r>
-        <w:t>Інструмент для розбору торгової системи перед міграцією: Python парсить .dfm і .pas, витягує виклики процедур і зв'язки форм, Next.js показує це картою з анотаціями та коментарями по вузлах.</w:t>
+        <w:t>Інструмент для розбору торгової системи перед міграцією: Python парсить .dfm і .pas, витягує виклики процедур і зв'язки екранів, Next.js показує це картою з анотаціями та коментарями по вузлах.</w:t>
       </w:r>
     </w:p>
     <w:p>
@@ -395,7 +395,7 @@
         <w:pStyle w:val="ListBullet"/>
       </w:pPr>
       <w:r>
-        <w:t>Голосовий пайплайн реального часу: faster-whisper на CUDA, діаризація pyannote, VAD, потоковий захват WASAPI — 55 модулів, 15 500 рядків Python.</w:t>
+        <w:t>Голосовий пайплайн реального часу: faster-whisper на CUDA, діаризація pyannote, VAD, потоковий захват WASAPI.</w:t>
       </w:r>
     </w:p>
     <w:p>
@@ -464,7 +464,7 @@
         <w:pStyle w:val="ListBullet"/>
       </w:pPr>
       <w:r>
-        <w:t>Відповідаю за клієнтську частину торгової системи мережі: 955 модулів, 828 форм, MS SQL — документи постачання, ціни, фіскальні накладні.</w:t>
+        <w:t>Відповідаю за клієнтську частину торгової системи, якою щодня працюють магазини мережі: документи постачання, ціни, фіскальні накладні, MS SQL.</w:t>
       </w:r>
     </w:p>
     <w:p>
@@ -504,7 +504,7 @@
         <w:pStyle w:val="ListBullet"/>
       </w:pPr>
       <w:r>
-        <w:t>Веду міграцію клієнта з Delphi 6 на Delphi 12/13 з власним інструментом звіряння форм і мапінгу БД.</w:t>
+        <w:t>Веду міграцію клієнта з Delphi 6 на Delphi 12/13 з власним інструментом звіряння інтерфейсу і мапінгу БД між версіями.</w:t>
       </w:r>
     </w:p>
     <w:p>

--- a/output/dotnet/resume.uk.docx
+++ b/output/dotnet/resume.uk.docx
@@ -89,14 +89,6 @@
         <w:pStyle w:val="ListBullet"/>
       </w:pPr>
       <w:r>
-        <w:t>Веду міграцію клієнта торгової системи з Delphi 6 на Delphi 12/13 і написав інструмент, що звіряє інтерфейс і мапінг БД між версіями — щоб перехід не ламав продакшен магазинів.</w:t>
-      </w:r>
-    </w:p>
-    <w:p>
-      <w:pPr>
-        <w:pStyle w:val="ListBullet"/>
-      </w:pPr>
-      <w:r>
         <w:t>Спроєктував і побудував платформу SMS-сповіщень мережі: SMPP і GSM API, .NET Web API та MS SQL, з архітектурою під пікові розсилки.</w:t>
       </w:r>
     </w:p>
@@ -105,7 +97,7 @@
         <w:pStyle w:val="ListBullet"/>
       </w:pPr>
       <w:r>
-        <w:t>Проводжу зміни фіскального законодавства наскрізь по системах: еАкциз і АЕД, УКТЗЕД, митні спрощення, нові ставки ПДВ — у працюючій мережі, без зупинки магазинів.</w:t>
+        <w:t>Побудував внутрішні веб-системи для магазинів: журнали та аудит, вторсировина з інтеграцією в M.E.Doc, портал підтримки, купони, звітність.</w:t>
       </w:r>
     </w:p>
     <w:p>
@@ -113,7 +105,7 @@
         <w:pStyle w:val="ListBullet"/>
       </w:pPr>
       <w:r>
-        <w:t>Побудував внутрішні веб-системи для магазинів: журнали та аудит, вторсировина з інтеграцією в M.E.Doc, портал підтримки, купони, звітність.</w:t>
+        <w:t>Проводжу зміни фіскального законодавства наскрізь по системах: еАкциз і АЕД, УКТЗЕД, митні спрощення, нові ставки ПДВ — у працюючій мережі, без зупинки магазинів.</w:t>
       </w:r>
     </w:p>
     <w:p>
@@ -328,22 +320,22 @@
         <w:rPr>
           <w:b/>
         </w:rPr>
-        <w:t>Конвеєр збору даних нерухомості (2026)</w:t>
+        <w:t>API Gateway і сервіс звітності (2018 — 2020)</w:t>
       </w:r>
     </w:p>
     <w:p>
       <w:r>
-        <w:t>Автор</w:t>
+        <w:t>Розробник</w:t>
       </w:r>
     </w:p>
     <w:p>
       <w:r>
-        <w:t>Парсер оголошень із пагінацією, нормалізацією та історією цін: моделі на SQLAlchemy 2 з міграціями Alembic поверх PostgreSQL, два транспорти — HTTP і Playwright для сторінок із захистом, CLI на Typer, конфіг через pydantic-settings, тести pytest.</w:t>
+        <w:t>Шлюз для внутрішніх сервісів мережі та сервіс звітності поверх MS SQL: єдина точка входу, наскрізна передача заголовків і авторизації, вивантаження у Excel.</w:t>
       </w:r>
     </w:p>
     <w:p>
       <w:r>
-        <w:t>Python, SQLAlchemy 2, Alembic, PostgreSQL, Playwright, selectolax, Typer, pytest</w:t>
+        <w:t>.NET Core, Web API, MS SQL, SSRS, GemBox.Spreadsheet</w:t>
       </w:r>
     </w:p>
     <w:p>
@@ -351,22 +343,22 @@
         <w:rPr>
           <w:b/>
         </w:rPr>
-        <w:t>Карта legacy-системи (2026)</w:t>
+        <w:t>Фіскальний контур: еАкциз, АЕД, митниця (2019 — 2026)</w:t>
       </w:r>
     </w:p>
     <w:p>
       <w:r>
-        <w:t>Автор</w:t>
+        <w:t>Розробник напряму</w:t>
       </w:r>
     </w:p>
     <w:p>
       <w:r>
-        <w:t>Інструмент для розбору торгової системи перед міграцією: Python парсить .dfm і .pas, витягує виклики процедур і зв'язки екранів, Next.js показує це картою з анотаціями та коментарями по вузлах.</w:t>
+        <w:t>Наскрізна підтримка змін законодавства в торговій системі: сканування акцизних марок, електронні акцизні документи, коригування податкових накладних, УКТЗЕД, митні спрощення, ставка ПДВ 14 %.</w:t>
       </w:r>
     </w:p>
     <w:p>
       <w:r>
-        <w:t>Python, Next.js, TypeScript, PostgreSQL</w:t>
+        <w:t>Delphi, T-SQL, MS SQL, EDI, M.E.Doc</w:t>
       </w:r>
     </w:p>
     <w:p>
@@ -395,46 +387,6 @@
         <w:pStyle w:val="ListBullet"/>
       </w:pPr>
       <w:r>
-        <w:t>Голосовий пайплайн реального часу: faster-whisper на CUDA, діаризація pyannote, VAD, потоковий захват WASAPI.</w:t>
-      </w:r>
-    </w:p>
-    <w:p>
-      <w:pPr>
-        <w:pStyle w:val="ListBullet"/>
-      </w:pPr>
-      <w:r>
-        <w:t>Для нього ж — набір регресійних замірів: RTF, затримка під навантаженням, стійкість до шуму, межі якості; рішення приймаю за цифрами, а не на слух.</w:t>
-      </w:r>
-    </w:p>
-    <w:p>
-      <w:pPr>
-        <w:pStyle w:val="ListBullet"/>
-      </w:pPr>
-      <w:r>
-        <w:t>Парсер нерухомості на Python: SQLAlchemy 2 і Alembic поверх PostgreSQL, Playwright та selectolax, CLI на Typer, pytest і ruff.</w:t>
-      </w:r>
-    </w:p>
-    <w:p>
-      <w:pPr>
-        <w:pStyle w:val="ListBullet"/>
-      </w:pPr>
-      <w:r>
-        <w:t>Конвеєр збору оголошень із шести джерел із геокодуванням, дедублікацією і публікацією каталогу через GitHub Actions.</w:t>
-      </w:r>
-    </w:p>
-    <w:p>
-      <w:pPr>
-        <w:pStyle w:val="ListBullet"/>
-      </w:pPr>
-      <w:r>
-        <w:t>Аналізатор legacy-коду: Python розбирає .dfm і .pas та звіряє виклики процедур, Next.js показує карту системи з анотаціями.</w:t>
-      </w:r>
-    </w:p>
-    <w:p>
-      <w:pPr>
-        <w:pStyle w:val="ListBullet"/>
-      </w:pPr>
-      <w:r>
         <w:t>Клієнтські проєкти: NestJS з Prisma і PostgreSQL, Next.js 16 з React 19, мобільний застосунок на Expo з картами MapLibre.</w:t>
       </w:r>
     </w:p>
@@ -444,6 +396,14 @@
       </w:pPr>
       <w:r>
         <w:t>Щоденна робота з ІІ-агентами: MCP-сервери, власні субагенти та хуки, свій CDP-інспектор браузера як інструмент для агентів.</w:t>
+      </w:r>
+    </w:p>
+    <w:p>
+      <w:pPr>
+        <w:pStyle w:val="ListBullet"/>
+      </w:pPr>
+      <w:r>
+        <w:t>Голосовий пайплайн реального часу: faster-whisper на CUDA, діаризація pyannote, VAD, потоковий захват WASAPI.</w:t>
       </w:r>
     </w:p>
     <w:p>
@@ -457,14 +417,6 @@
     <w:p>
       <w:r>
         <w:t>2016-06 — донині · Дніпро</w:t>
-      </w:r>
-    </w:p>
-    <w:p>
-      <w:pPr>
-        <w:pStyle w:val="ListBullet"/>
-      </w:pPr>
-      <w:r>
-        <w:t>Відповідаю за клієнтську частину торгової системи, якою щодня працюють магазини мережі: документи постачання, ціни, фіскальні накладні, MS SQL.</w:t>
       </w:r>
     </w:p>
     <w:p>
@@ -496,6 +448,14 @@
         <w:pStyle w:val="ListBullet"/>
       </w:pPr>
       <w:r>
+        <w:t>Інженерна практика: тести на xUnit і NSubstitute, SonarQube та Jenkins, Serilog, Docker, приватний NuGet.</w:t>
+      </w:r>
+    </w:p>
+    <w:p>
+      <w:pPr>
+        <w:pStyle w:val="ListBullet"/>
+      </w:pPr>
+      <w:r>
         <w:t>Фіскальні зміни наскрізь по системах: еАкциз і АЕД, УКТЗЕД, митні спрощення, ставки ПДВ — у працюючій мережі.</w:t>
       </w:r>
     </w:p>
@@ -504,139 +464,12 @@
         <w:pStyle w:val="ListBullet"/>
       </w:pPr>
       <w:r>
-        <w:t>Веду міграцію клієнта з Delphi 6 на Delphi 12/13 з власним інструментом звіряння інтерфейсу і мапінгу БД між версіями.</w:t>
-      </w:r>
-    </w:p>
-    <w:p>
-      <w:pPr>
-        <w:pStyle w:val="ListBullet"/>
-      </w:pPr>
-      <w:r>
-        <w:t>Інженерна практика: тести на xUnit і NSubstitute, SonarQube та Jenkins, Serilog, Docker, приватний NuGet.</w:t>
+        <w:t>Паралельно супроводжую legacy-клієнт торгової системи на Delphi, функції якого поступово переходять у .NET-сервіси — знаю систему, яку заміняю, зсередини.</w:t>
       </w:r>
     </w:p>
     <w:p>
       <w:r>
-        <w:rPr>
-          <w:b/>
-        </w:rPr>
-        <w:t>Фриланс і приватна практика — Фулстек-розробник</w:t>
-      </w:r>
-    </w:p>
-    <w:p>
-      <w:r>
-        <w:t>2015-07 — 2016-07 · Кривий Ріг</w:t>
-      </w:r>
-    </w:p>
-    <w:p>
-      <w:pPr>
-        <w:pStyle w:val="ListBullet"/>
-      </w:pPr>
-      <w:r>
-        <w:t>Автоматизована система автосалону на Java і Firebird: облік автомобілів, продажів і звітність.</w:t>
-      </w:r>
-    </w:p>
-    <w:p>
-      <w:pPr>
-        <w:pStyle w:val="ListBullet"/>
-      </w:pPr>
-      <w:r>
-        <w:t>Інтернет-магазини на WordPress / WooCommerce та OpenCart, власний плагін для WordPress.</w:t>
-      </w:r>
-    </w:p>
-    <w:p>
-      <w:r>
-        <w:rPr>
-          <w:b/>
-        </w:rPr>
-        <w:t>Курси сучасних професій — Викладач програмування</w:t>
-      </w:r>
-    </w:p>
-    <w:p>
-      <w:r>
-        <w:t>2015-01 — 2016-01 · Кривий Ріг</w:t>
-      </w:r>
-    </w:p>
-    <w:p>
-      <w:pPr>
-        <w:pStyle w:val="ListBullet"/>
-      </w:pPr>
-      <w:r>
-        <w:t>Курс для початківців: ООП, Java Core, Hibernate, SQL — від перших програм до роботи з базою.</w:t>
-      </w:r>
-    </w:p>
-    <w:p>
-      <w:pPr>
-        <w:pStyle w:val="ListBullet"/>
-      </w:pPr>
-      <w:r>
-        <w:t>Підготував навчальні матеріали та практикуми, вів групи з нуля до перших проєктів.</w:t>
-      </w:r>
-    </w:p>
-    <w:p>
-      <w:r>
-        <w:rPr>
-          <w:b/>
-        </w:rPr>
-        <w:t>Криворізький залізорудний комбінат — Інженер-програміст</w:t>
-      </w:r>
-    </w:p>
-    <w:p>
-      <w:r>
-        <w:t>2013-06 — 2016-06 · Кривий Ріг</w:t>
-      </w:r>
-    </w:p>
-    <w:p>
-      <w:pPr>
-        <w:pStyle w:val="ListBullet"/>
-      </w:pPr>
-      <w:r>
-        <w:t>Комплекс обліку видобутку та відвантаження руди — розробка й супровід у виробничому режимі.</w:t>
-      </w:r>
-    </w:p>
-    <w:p>
-      <w:pPr>
-        <w:pStyle w:val="ListBullet"/>
-      </w:pPr>
-      <w:r>
-        <w:t>Автоматизація змінної видачі витратних матеріалів і харчування за шкідливість.</w:t>
-      </w:r>
-    </w:p>
-    <w:p>
-      <w:pPr>
-        <w:pStyle w:val="ListBullet"/>
-      </w:pPr>
-      <w:r>
-        <w:t>Супровід систем підготовки виробництва та бюджетних процесів; синхронізація таблиць Firebird.</w:t>
-      </w:r>
-    </w:p>
-    <w:p>
-      <w:r>
-        <w:rPr>
-          <w:b/>
-        </w:rPr>
-        <w:t>ОССистем — Програміст</w:t>
-      </w:r>
-    </w:p>
-    <w:p>
-      <w:r>
-        <w:t>2012-11 — 2013-04 · Одеса</w:t>
-      </w:r>
-    </w:p>
-    <w:p>
-      <w:pPr>
-        <w:pStyle w:val="ListBullet"/>
-      </w:pPr>
-      <w:r>
-        <w:t>Розробка під систему автоматизації страхування Master INSURANCE: трирівнева архітектура з ORM на Oracle, звіти на XL Report.</w:t>
-      </w:r>
-    </w:p>
-    <w:p>
-      <w:pPr>
-        <w:pStyle w:val="ListBullet"/>
-      </w:pPr>
-      <w:r>
-        <w:t>Супровід «Експо» — обліку руху автотранспорту і контейнерів територією портів.</w:t>
+        <w:t>Раніше: Фриланс і приватна практика — Фулстек-розробник (2015–2016) · Курси сучасних професій — Викладач програмування (2015–2016) · Криворізький залізорудний комбінат — Інженер-програміст (2013–2016) · ОССистем — Програміст (2012–2013)</w:t>
       </w:r>
     </w:p>
     <w:p>
@@ -765,14 +598,6 @@
     </w:p>
     <w:p>
       <w:pPr>
-        <w:pStyle w:val="ListBullet"/>
-      </w:pPr>
-      <w:r>
-        <w:t>Програмування в середовищі Delphi — Інститут сучасних професій (2006)</w:t>
-      </w:r>
-    </w:p>
-    <w:p>
-      <w:pPr>
         <w:pStyle w:val="Heading1"/>
       </w:pPr>
       <w:r>
@@ -809,14 +634,6 @@
       </w:pPr>
       <w:r>
         <w:t>SQL Profiler Normalizer — перетворює sp_executesql із профайлера на читабельний EXEC, повністю у браузері — https://github.com/qwert11/sql-profiler-normalizer</w:t>
-      </w:r>
-    </w:p>
-    <w:p>
-      <w:pPr>
-        <w:pStyle w:val="ListBullet"/>
-      </w:pPr>
-      <w:r>
-        <w:t>Angle Tool — вимірювання кутів на графіках і скриншотах прямо у браузері — https://github.com/qwert11/slope-angle</w:t>
       </w:r>
     </w:p>
     <w:p>

--- a/output/dotnet/resume.uk.docx
+++ b/output/dotnet/resume.uk.docx
@@ -25,7 +25,7 @@
     </w:p>
     <w:p>
       <w:r>
-        <w:t>Senior .NET інженер: ASP.NET Core та Web API на .NET 7, EF Core і T-SQL, інтеграції з Kafka, EDI, M.E.Doc та Oracle EBS, аутентифікація через OIDC, ADFS і Kerberos. Власна система керування доступом на 2000+ користувачів.</w:t>
+        <w:t>Senior .NET інженер: ASP.NET Core та Web API, EF Core і T-SQL, інтеграції з EDI, Kafka та Oracle EBS, аутентифікація через OIDC, ADFS і Kerberos. Власна система керування доступом на 2000+ користувачів.</w:t>
       </w:r>
     </w:p>
     <w:p>
@@ -57,7 +57,7 @@
         <w:pStyle w:val="ListBullet"/>
       </w:pPr>
       <w:r>
-        <w:t>33 — внутрішні системи мережі, у яких є мій код</w:t>
+        <w:t>33 — внутрішні системи мережі, які я побудував або розширив</w:t>
       </w:r>
     </w:p>
     <w:p>
@@ -65,7 +65,7 @@
         <w:pStyle w:val="ListBullet"/>
       </w:pPr>
       <w:r>
-        <w:t>.NET 7 — основна платформа внутрішніх сервісів мережі</w:t>
+        <w:t>8 років — будую внутрішні сервіси мережі на ASP.NET Core, з 2018</w:t>
       </w:r>
     </w:p>
     <w:p>
@@ -124,7 +124,7 @@
         <w:t xml:space="preserve">Бекенд: </w:t>
       </w:r>
       <w:r>
-        <w:t>C#, .NET 7 / 6 / 5, .NET Core 3.1, ASP.NET Core, ASP.NET MVC, Web API / REST, SignalR, Worker Services, Hangfire, Quartz, AutoMapper, Flurl.Http</w:t>
+        <w:t>C#, .NET (Core 3.1 → 7), ASP.NET Core, ASP.NET MVC, Web API / REST, SignalR, Worker Services, Hangfire, Quartz, AutoMapper</w:t>
       </w:r>
     </w:p>
     <w:p>
@@ -135,7 +135,7 @@
         <w:t xml:space="preserve">Дані: </w:t>
       </w:r>
       <w:r>
-        <w:t>MS SQL Server, T-SQL, EF Core 7, ADO.NET, Oracle, PostgreSQL, Firebird, SSIS, SSRS, SQL CLR</w:t>
+        <w:t>MS SQL Server, T-SQL, PostgreSQL, EF Core, ADO.NET, Oracle, SSIS, SSRS, SQL CLR</w:t>
       </w:r>
     </w:p>
     <w:p>
@@ -146,7 +146,18 @@
         <w:t xml:space="preserve">Фронтенд: </w:t>
       </w:r>
       <w:r>
-        <w:t>Angular 13, TypeScript, Kendo UI for Angular, Telerik UI for ASP.NET Core, Razor / MVC views, JavaScript, HTML / CSS, jQuery</w:t>
+        <w:t>Angular 13, TypeScript, React 19, Next.js 16, Kendo UI for Angular, Telerik UI for ASP.NET Core, Razor / MVC views, Tailwind CSS, Zustand / TanStack Query, Expo / React Native, MapLibre, JavaScript, HTML / CSS</w:t>
+      </w:r>
+    </w:p>
+    <w:p>
+      <w:r>
+        <w:rPr>
+          <w:b/>
+        </w:rPr>
+        <w:t xml:space="preserve">Доступи та безпека: </w:t>
+      </w:r>
+      <w:r>
+        <w:t>OpenID Connect, OAuth2, JWT Bearer, ADFS, Kerberos / Negotiate, Active Directory, RBAC</w:t>
       </w:r>
     </w:p>
     <w:p>
@@ -157,18 +168,7 @@
         <w:t xml:space="preserve">Інтеграції: </w:t>
       </w:r>
       <w:r>
-        <w:t>EDI / ЕДО, M.E.Doc, Oracle EBS, 1С, Kafka, BizTalk, WCF / SOAP, SMPP / GSM API, API Gateway, GemBox.Spreadsheet</w:t>
-      </w:r>
-    </w:p>
-    <w:p>
-      <w:r>
-        <w:rPr>
-          <w:b/>
-        </w:rPr>
-        <w:t xml:space="preserve">Доступи: </w:t>
-      </w:r>
-      <w:r>
-        <w:t>OpenID Connect, OAuth2, JWT Bearer, ADFS, Kerberos / Negotiate, Active Directory, RBAC</w:t>
+        <w:t>EDI / ЕДО, M.E.Doc, Oracle EBS, 1C, Kafka, BizTalk, WCF / SOAP, SMPP / GSM API, API Gateway</w:t>
       </w:r>
     </w:p>
     <w:p>
@@ -190,7 +190,7 @@
         <w:t xml:space="preserve">Підходи: </w:t>
       </w:r>
       <w:r>
-        <w:t>Модернізація legacy, Модульний моноліт, Трирівнева архітектура, Проєктування інтеграцій, Робота в проді 24/7</w:t>
+        <w:t>Відповідальність за продакшен, Модернізація legacy, Проєктування інтеграцій, Модульний моноліт, GitHub Actions</w:t>
       </w:r>
     </w:p>
     <w:p>
@@ -198,21 +198,10 @@
         <w:rPr>
           <w:b/>
         </w:rPr>
-        <w:t xml:space="preserve">Робота з ІІ-агентами: </w:t>
+        <w:t xml:space="preserve">Робота з ШІ-агентами: </w:t>
       </w:r>
       <w:r>
         <w:t>Claude Code, MCP-сервери, Власні субагенти та хуки, Інструменти для агентів (CDP)</w:t>
-      </w:r>
-    </w:p>
-    <w:p>
-      <w:r>
-        <w:rPr>
-          <w:b/>
-        </w:rPr>
-        <w:t xml:space="preserve">JS / TS екосистема: </w:t>
-      </w:r>
-      <w:r>
-        <w:t>Next.js 16, React 19, NestJS, Prisma, Expo / React Native, Tailwind CSS, Zustand / TanStack Query, MapLibre, Vite, Node.js</w:t>
       </w:r>
     </w:p>
     <w:p>
@@ -233,63 +222,12 @@
     </w:p>
     <w:p>
       <w:r>
-        <w:t>Розробник</w:t>
-      </w:r>
-    </w:p>
-    <w:p>
-      <w:r>
         <w:t>Централізована система прав і аутентифікації для 2000+ користувачів мережі: ролі та заявки на доступ, інтеграція з Active Directory, вхід через OpenID Connect, ADFS і Kerberos.</w:t>
       </w:r>
     </w:p>
     <w:p>
       <w:r>
         <w:t>ASP.NET Core, C#, EF Core, MS SQL, OIDC, ADFS, Angular</w:t>
-      </w:r>
-    </w:p>
-    <w:p>
-      <w:r>
-        <w:rPr>
-          <w:b/>
-        </w:rPr>
-        <w:t>Журнали магазину (2021 — 2023)</w:t>
-      </w:r>
-    </w:p>
-    <w:p>
-      <w:r>
-        <w:t>Розробник</w:t>
-      </w:r>
-    </w:p>
-    <w:p>
-      <w:r>
-        <w:t>Платформа журналів та аудиту для магазинів мережі: заповнення на місцях, перевірки, звітність по регіонах.</w:t>
-      </w:r>
-    </w:p>
-    <w:p>
-      <w:r>
-        <w:t>ASP.NET Core, Angular 13, Kendo UI, EF Core, MS SQL, SignalR</w:t>
-      </w:r>
-    </w:p>
-    <w:p>
-      <w:r>
-        <w:rPr>
-          <w:b/>
-        </w:rPr>
-        <w:t>Вторсировина та оборотна тара (2019 — 2024)</w:t>
-      </w:r>
-    </w:p>
-    <w:p>
-      <w:r>
-        <w:t>Розробник</w:t>
-      </w:r>
-    </w:p>
-    <w:p>
-      <w:r>
-        <w:t>Веб-система обліку вторсировини й пулінгової тари з документообігом: інтеграція з M.E.Doc, обмін з постачальниками через EDI, звітність для бухгалтерії.</w:t>
-      </w:r>
-    </w:p>
-    <w:p>
-      <w:r>
-        <w:t>ASP.NET Core, ASP.NET MVC, EF Core, MS SQL, M.E.Doc, EDI</w:t>
       </w:r>
     </w:p>
     <w:p>
@@ -325,11 +263,6 @@
     </w:p>
     <w:p>
       <w:r>
-        <w:t>Розробник</w:t>
-      </w:r>
-    </w:p>
-    <w:p>
-      <w:r>
         <w:t>Шлюз для внутрішніх сервісів мережі та сервіс звітності поверх MS SQL: єдина точка входу, наскрізна передача заголовків і авторизації, вивантаження у Excel.</w:t>
       </w:r>
     </w:p>
@@ -343,22 +276,58 @@
         <w:rPr>
           <w:b/>
         </w:rPr>
-        <w:t>Фіскальний контур: еАкциз, АЕД, митниця (2019 — 2026)</w:t>
+        <w:t>Журнали магазину (2021 — 2023)</w:t>
       </w:r>
     </w:p>
     <w:p>
       <w:r>
-        <w:t>Розробник напряму</w:t>
+        <w:t>Платформа журналів та аудиту для магазинів мережі: заповнення на місцях, перевірки, звітність по регіонах, оновлення в реальному часі через SignalR.</w:t>
       </w:r>
     </w:p>
     <w:p>
       <w:r>
-        <w:t>Наскрізна підтримка змін законодавства в торговій системі: сканування акцизних марок, електронні акцизні документи, коригування податкових накладних, УКТЗЕД, митні спрощення, ставка ПДВ 14 %.</w:t>
+        <w:t>ASP.NET Core, Angular 13, Kendo UI, EF Core, MS SQL, SignalR</w:t>
       </w:r>
     </w:p>
     <w:p>
       <w:r>
-        <w:t>Delphi, T-SQL, MS SQL, EDI, M.E.Doc</w:t>
+        <w:rPr>
+          <w:b/>
+        </w:rPr>
+        <w:t>Вторсировина та оборотна тара (2019 — 2024)</w:t>
+      </w:r>
+    </w:p>
+    <w:p>
+      <w:r>
+        <w:t>Веб-система обліку вторсировини й пулінгової тари з документообігом: інтеграція з M.E.Doc, обмін з постачальниками через EDI, звітність для бухгалтерії.</w:t>
+      </w:r>
+    </w:p>
+    <w:p>
+      <w:r>
+        <w:t>ASP.NET Core, ASP.NET MVC, EF Core, MS SQL, M.E.Doc, EDI</w:t>
+      </w:r>
+    </w:p>
+    <w:p>
+      <w:r>
+        <w:rPr>
+          <w:b/>
+        </w:rPr>
+        <w:t>Карта legacy-системи (2026)</w:t>
+      </w:r>
+    </w:p>
+    <w:p>
+      <w:r>
+        <w:t>Автор</w:t>
+      </w:r>
+    </w:p>
+    <w:p>
+      <w:r>
+        <w:t>Інструмент для розбору торгової системи перед міграцією: Python парсить .dfm і .pas, витягує виклики процедур і зв'язки екранів, Next.js показує це картою з анотаціями та коментарями по вузлах.</w:t>
+      </w:r>
+    </w:p>
+    <w:p>
+      <w:r>
+        <w:t>Python, Next.js, TypeScript, PostgreSQL</w:t>
       </w:r>
     </w:p>
     <w:p>
@@ -374,7 +343,68 @@
         <w:rPr>
           <w:b/>
         </w:rPr>
-        <w:t>Фриланс і власні проєкти — AI / Python та full stack розробник</w:t>
+        <w:t>АТБ-Маркет — Провідний прикладний програміст</w:t>
+      </w:r>
+    </w:p>
+    <w:p>
+      <w:r>
+        <w:t>2016-06 — донині · Дніпро</w:t>
+      </w:r>
+    </w:p>
+    <w:p>
+      <w:pPr>
+        <w:pStyle w:val="ListBullet"/>
+      </w:pPr>
+      <w:r>
+        <w:t>З 2018 будую і супроводжую внутрішні сервіси мережі на ASP.NET Core і Angular: доступи, аудит, звітність, інтеграції — 33 системи мережі, які я побудував або розширив.</w:t>
+      </w:r>
+    </w:p>
+    <w:p>
+      <w:pPr>
+        <w:pStyle w:val="ListBullet"/>
+      </w:pPr>
+      <w:r>
+        <w:t>UAM: система керування доступом для 2000+ користувачів на OpenID Connect, ADFS і Kerberos.</w:t>
+      </w:r>
+    </w:p>
+    <w:p>
+      <w:pPr>
+        <w:pStyle w:val="ListBullet"/>
+      </w:pPr>
+      <w:r>
+        <w:t>Спроєктував і побудував платформу SMS-сповіщень мережі: SMPP і GSM API, .NET Web API, MS SQL — під пікові розсилки.</w:t>
+      </w:r>
+    </w:p>
+    <w:p>
+      <w:pPr>
+        <w:pStyle w:val="ListBullet"/>
+      </w:pPr>
+      <w:r>
+        <w:t>Інтеграції мережі: EDI та ЕДО, M.E.Doc, Oracle EBS, 1C, Kafka, BizTalk, SSIS та SSRS.</w:t>
+      </w:r>
+    </w:p>
+    <w:p>
+      <w:pPr>
+        <w:pStyle w:val="ListBullet"/>
+      </w:pPr>
+      <w:r>
+        <w:t>Інженерна практика: тести на xUnit і NSubstitute, SonarQube та Jenkins, Serilog, Docker, приватний NuGet.</w:t>
+      </w:r>
+    </w:p>
+    <w:p>
+      <w:pPr>
+        <w:pStyle w:val="ListBullet"/>
+      </w:pPr>
+      <w:r>
+        <w:t>Паралельно супроводжую legacy-клієнт торгової системи на Delphi, функції якого поступово переходять у .NET-сервіси — знаю систему, яку заміняю, зсередини.</w:t>
+      </w:r>
+    </w:p>
+    <w:p>
+      <w:r>
+        <w:rPr>
+          <w:b/>
+        </w:rPr>
+        <w:t>Власні проєкти та фриланс — Незалежний розробник</w:t>
       </w:r>
     </w:p>
     <w:p>
@@ -395,76 +425,7 @@
         <w:pStyle w:val="ListBullet"/>
       </w:pPr>
       <w:r>
-        <w:t>Щоденна робота з ІІ-агентами: MCP-сервери, власні субагенти та хуки, свій CDP-інспектор браузера як інструмент для агентів.</w:t>
-      </w:r>
-    </w:p>
-    <w:p>
-      <w:pPr>
-        <w:pStyle w:val="ListBullet"/>
-      </w:pPr>
-      <w:r>
-        <w:t>Голосовий пайплайн реального часу: faster-whisper на CUDA, діаризація pyannote, VAD, потоковий захват WASAPI.</w:t>
-      </w:r>
-    </w:p>
-    <w:p>
-      <w:r>
-        <w:rPr>
-          <w:b/>
-        </w:rPr>
-        <w:t>АТБ-Маркет — Провідний прикладний програміст</w:t>
-      </w:r>
-    </w:p>
-    <w:p>
-      <w:r>
-        <w:t>2016-06 — донині · Дніпро</w:t>
-      </w:r>
-    </w:p>
-    <w:p>
-      <w:pPr>
-        <w:pStyle w:val="ListBullet"/>
-      </w:pPr>
-      <w:r>
-        <w:t>З 2018 паралельно будую внутрішні сервіси на ASP.NET Core і Angular: доступи, аудит, звітність, інтеграції — 33 системи мережі містять мій код.</w:t>
-      </w:r>
-    </w:p>
-    <w:p>
-      <w:pPr>
-        <w:pStyle w:val="ListBullet"/>
-      </w:pPr>
-      <w:r>
-        <w:t>UAM: система керування доступом для 2000+ користувачів на OpenID Connect, ADFS і Kerberos.</w:t>
-      </w:r>
-    </w:p>
-    <w:p>
-      <w:pPr>
-        <w:pStyle w:val="ListBullet"/>
-      </w:pPr>
-      <w:r>
-        <w:t>Інтеграції мережі: EDI та ЕДО, M.E.Doc, Oracle EBS, 1С, Kafka, BizTalk, SSIS та SSRS.</w:t>
-      </w:r>
-    </w:p>
-    <w:p>
-      <w:pPr>
-        <w:pStyle w:val="ListBullet"/>
-      </w:pPr>
-      <w:r>
-        <w:t>Інженерна практика: тести на xUnit і NSubstitute, SonarQube та Jenkins, Serilog, Docker, приватний NuGet.</w:t>
-      </w:r>
-    </w:p>
-    <w:p>
-      <w:pPr>
-        <w:pStyle w:val="ListBullet"/>
-      </w:pPr>
-      <w:r>
-        <w:t>Фіскальні зміни наскрізь по системах: еАкциз і АЕД, УКТЗЕД, митні спрощення, ставки ПДВ — у працюючій мережі.</w:t>
-      </w:r>
-    </w:p>
-    <w:p>
-      <w:pPr>
-        <w:pStyle w:val="ListBullet"/>
-      </w:pPr>
-      <w:r>
-        <w:t>Паралельно супроводжую legacy-клієнт торгової системи на Delphi, функції якого поступово переходять у .NET-сервіси — знаю систему, яку заміняю, зсередини.</w:t>
+        <w:t>Щоденна робота з ШІ-агентами: MCP-сервери, власні субагенти та хуки, свій CDP-інспектор браузера як інструмент для агентів.</w:t>
       </w:r>
     </w:p>
     <w:p>
@@ -577,15 +538,7 @@
         <w:pStyle w:val="ListBullet"/>
       </w:pPr>
       <w:r>
-        <w:t>Комп'ютерна інженерія · комп'ютерні системи та мережі — Запорізький інститут економіки та інформаційних технологій (2008 — 2011)</w:t>
-      </w:r>
-    </w:p>
-    <w:p>
-      <w:pPr>
-        <w:pStyle w:val="ListBullet"/>
-      </w:pPr>
-      <w:r>
-        <w:t>Гірничий інженер підземних розробок — Криворізький технічний університет (1998 — 2003)</w:t>
+        <w:t>Комп'ютерна інженерія · комп'ютерні системи та мережі — Запорізький інститут економіки та інформаційних технологій</w:t>
       </w:r>
     </w:p>
     <w:p>
@@ -602,22 +555,6 @@
       </w:pPr>
       <w:r>
         <w:t>Код на GitHub</w:t>
-      </w:r>
-    </w:p>
-    <w:p>
-      <w:pPr>
-        <w:pStyle w:val="ListBullet"/>
-      </w:pPr>
-      <w:r>
-        <w:t>Каталог житла по дев'яти областях — агрегатор шести джерел, карта, індекси цін, збірка через GitHub Actions — https://github.com/qwert11/budynky-zahid</w:t>
-      </w:r>
-    </w:p>
-    <w:p>
-      <w:pPr>
-        <w:pStyle w:val="ListBullet"/>
-      </w:pPr>
-      <w:r>
-        <w:t>ML Formula Wiki — 72 формули машинного навчання з книги Рашки, рендер KaTeX — https://github.com/qwert11/ML-Formula-Wiki</w:t>
       </w:r>
     </w:p>
     <w:p>
@@ -646,6 +583,14 @@
     </w:p>
     <w:p>
       <w:pPr>
+        <w:pStyle w:val="ListBullet"/>
+      </w:pPr>
+      <w:r>
+        <w:t>Каталог житла по дев'яти областях — агрегатор шести джерел, карта, індекси цін, збірка через GitHub Actions — https://github.com/qwert11/budynky-zahid</w:t>
+      </w:r>
+    </w:p>
+    <w:p>
+      <w:pPr>
         <w:pStyle w:val="Heading1"/>
       </w:pPr>
       <w:r>
@@ -665,7 +610,7 @@
         <w:pStyle w:val="ListBullet"/>
       </w:pPr>
       <w:r>
-        <w:t>Англійська — технічна документація і листування; розмовна — базова</w:t>
+        <w:t>Англійська — технічна документація і листування</w:t>
       </w:r>
     </w:p>
     <w:sectPr>

--- a/output/dotnet/resume.uk.docx
+++ b/output/dotnet/resume.uk.docx
@@ -312,22 +312,22 @@
         <w:rPr>
           <w:b/>
         </w:rPr>
-        <w:t>Карта legacy-системи (2026)</w:t>
+        <w:t>AM Mobility — веб і мобільний застосунок (2026)</w:t>
       </w:r>
     </w:p>
     <w:p>
       <w:r>
-        <w:t>Автор</w:t>
+        <w:t>Фулстек-розробник</w:t>
       </w:r>
     </w:p>
     <w:p>
       <w:r>
-        <w:t>Інструмент для розбору торгової системи перед міграцією: Python парсить .dfm і .pas, витягує виклики процедур і зв'язки екранів, Next.js показує це картою з анотаціями та коментарями по вузлах.</w:t>
+        <w:t>Клієнтський проєкт: бекенд на NestJS зі Swagger і PostgreSQL, вебчастина на Next.js, мобільний застосунок на Expo та React Native з картами MapLibre, геолокацією і офлайн-станом.</w:t>
       </w:r>
     </w:p>
     <w:p>
       <w:r>
-        <w:t>Python, Next.js, TypeScript, PostgreSQL</w:t>
+        <w:t>NestJS, Next.js, Expo, React Native, PostgreSQL, MapLibre, TanStack Query</w:t>
       </w:r>
     </w:p>
     <w:p>
